--- a/klagomål/A 11330-2025 FSC-klagomål.docx
+++ b/klagomål/A 11330-2025 FSC-klagomål.docx
@@ -709,7 +709,7 @@
     <w:r>
       <w:tab/>
       <w:tab/>
-      <w:t>2026-06-18</w:t>
+      <w:t>2026-06-19</w:t>
       <w:br/>
       <w:br/>
     </w:r>

--- a/klagomål/A 11330-2025 FSC-klagomål.docx
+++ b/klagomål/A 11330-2025 FSC-klagomål.docx
@@ -709,7 +709,7 @@
     <w:r>
       <w:tab/>
       <w:tab/>
-      <w:t>2026-06-19</w:t>
+      <w:t>2026-06-20</w:t>
       <w:br/>
       <w:br/>
     </w:r>

--- a/klagomål/A 11330-2025 FSC-klagomål.docx
+++ b/klagomål/A 11330-2025 FSC-klagomål.docx
@@ -168,38 +168,7 @@
     </w:p>
     <w:p>
       <w:r>
-        <w:t>Detta dokument behandlar höga naturvärden i avverkningsanmälan A 11330-2025 i Eda kommun som inkom 2025-03-10 och omfattar 1,1 ha.</w:t>
-      </w:r>
-    </w:p>
-    <w:p>
-      <w:r>
-        <w:t>Nedan presenteras fynd av naturvårdsarter och fridlysta arter som gjorts i det avverkningsanmälda området, samt relevanta utdrag ur standarderna för FSC, Chain of Custody, Controlled Wood och PEFC.</w:t>
-      </w:r>
-    </w:p>
-    <w:p>
-      <w:r>
-        <w:t>Vi förväntar oss att ni återkommer med ett skriftligt svar på vårt klagomål och även beskriver vilka korrigerande åtgärder ni satt in för att rätta till identifierade brister i er efterlevnad av den svenska FSC standarden.</w:t>
-      </w:r>
-    </w:p>
-    <w:p>
-      <w:pPr>
-        <w:pStyle w:val="Heading1"/>
-      </w:pPr>
-      <w:r>
-        <w:t>Naturvårdsarter</w:t>
-      </w:r>
-    </w:p>
-    <w:p>
-      <w:r>
-        <w:t>Inom 9 meter från avverkningsanmälan har följande 3 naturvårdsarter hittats: drillsnäppa (NT, §4), buskskvätta (§4) och röd glada (§4). Av dessa är 1 rödlistade. För rödlistade arter har rödlistekategorin angivits inom parentes. För fridlysta arter anges även paragrafen i Artskyddsförordningen som arten är fridlyst enligt.</w:t>
-      </w:r>
-    </w:p>
-    <w:p>
-      <w:r>
-        <w:t>De påträffade naturvårdsarterna är ett tydligt kvitto på att det rör sig om en skog med höga naturvärden.</w:t>
-      </w:r>
-      <w:r>
-        <w:t xml:space="preserve"> I Figur 1 visas fyndplatser för naturvårdsarter i området, som finns registrerade på Artportalen.</w:t>
+        <w:t>Detta klagomål behandlar höga naturvärden i avverkningsanmälan A 11330-2025 i Eda kommun som inkom 2025-03-10 och omfattar 1,1 ha.</w:t>
       </w:r>
     </w:p>
     <w:p>
@@ -247,34 +216,35 @@
         <w:spacing w:after="240"/>
       </w:pPr>
       <w:r>
-        <w:t>Figur 1. Fyndplatser för naturvårdsarter inom 9 meter från avverkningsanmälan (röd linje). Markörer utan svart kant är placerade på fyndplatsen. Markörer med svart kant är placerade vid sidan av fyndplatsen och har ett svart streck som visar fyndplatsens exakta position. Kartans mittpunktskoordinat är N 6611833, E 339043 i SWEREF 99 TM.</w:t>
+        <w:t>Figur 1. Fyndplatser för naturvårdsarter inom 9 meter från avverkningsanmälan. Markörer utan svart kant är placerade på fyndplatsen. Markörer med svart kant är placerade vid sidan av fyndplatsen har ett svart streck som visar fyndplatsens exakta position. Kartans mittpunktskoordinat är N 6611833, E 339043 i SWEREF 99 TM.</w:t>
+      </w:r>
+    </w:p>
+    <w:p>
+      <w:r>
+        <w:t>Inom 9 meter från avverkningsanmälan finns fynd av 3 naturvårdsarter, varav 1 är rödlistad och 3 är fridlysta: drillsnäppa (NT, §4), buskskvätta (§4) och röd glada (§4). Se Figur 1.</w:t>
+      </w:r>
+    </w:p>
+    <w:p>
+      <w:r>
+        <w:t>Nedan presenteras relevanta utdrag ur standarderna för FSC, Chain of Custody, Controlled Wood och PEFC.</w:t>
+      </w:r>
+    </w:p>
+    <w:p>
+      <w:r>
+        <w:t>Vi förväntar oss att ni återkommer med ett skriftligt svar på vårt klagomål och även beskriver vilka korrigerande åtgärder ni satt in för att rätta till identifierade brister i er efterlevnad av den svenska FSC standarden.</w:t>
       </w:r>
     </w:p>
     <w:p>
       <w:pPr>
-        <w:pStyle w:val="Heading2"/>
+        <w:pStyle w:val="Heading1"/>
       </w:pPr>
       <w:r>
-        <w:t>Fridlysta arter</w:t>
+        <w:t>Naturvårdsarter och fridlysta arter</w:t>
       </w:r>
     </w:p>
     <w:p>
       <w:r>
-        <w:t>Följande fridlysta arter har sina livsmiljöer och växtplatser i den avverkningsanmälda skogen: drillsnäppa (NT, §4), buskskvätta (§4) och röd glada (§4).</w:t>
-      </w:r>
-    </w:p>
-    <w:p>
-      <w:r>
-        <w:t xml:space="preserve">Observera att medlemsländerna är skyldiga att agera i enlighet med EU:s fågeldirektiv där det uttryckligen står att direktivet gäller för fåglar samt för deras ägg, bon och </w:t>
-      </w:r>
-      <w:r>
-        <w:rPr>
-          <w:b/>
-        </w:rPr>
-        <w:t xml:space="preserve">livsmiljöer </w:t>
-      </w:r>
-      <w:r>
-        <w:t>(artikel 1). Vidare att de åtgärder som vidtas inte får leda till en försämring av den nuvarande situationen beträffande bevarandet av de fågelarter som avses i artikel 1 (artikel 13). Fågeldirektivet är styrande för tillsynsansvariga myndigheters ärendehantering, ställningstaganden och beslutsfattande.</w:t>
+        <w:t>Nedan följer beskrivningar av de naturvårdsarter och fridlysta arter som har sina livsmiljöer och växtplatser i den avverkningsanmälda skogen. De påträffade naturvårdsarterna är ett tydligt kvitto på att det rör sig om en skog med höga naturvärden.</w:t>
       </w:r>
     </w:p>
     <w:p>
@@ -709,7 +679,7 @@
     <w:r>
       <w:tab/>
       <w:tab/>
-      <w:t>2026-06-20</w:t>
+      <w:t>2026-06-21</w:t>
       <w:br/>
       <w:br/>
     </w:r>

--- a/klagomål/A 11330-2025 FSC-klagomål.docx
+++ b/klagomål/A 11330-2025 FSC-klagomål.docx
@@ -679,7 +679,7 @@
     <w:r>
       <w:tab/>
       <w:tab/>
-      <w:t>2026-06-21</w:t>
+      <w:t>2026-06-22</w:t>
       <w:br/>
       <w:br/>
     </w:r>

--- a/klagomål/A 11330-2025 FSC-klagomål.docx
+++ b/klagomål/A 11330-2025 FSC-klagomål.docx
@@ -679,7 +679,7 @@
     <w:r>
       <w:tab/>
       <w:tab/>
-      <w:t>2026-06-22</w:t>
+      <w:t>2026-06-23</w:t>
       <w:br/>
       <w:br/>
     </w:r>

--- a/klagomål/A 11330-2025 FSC-klagomål.docx
+++ b/klagomål/A 11330-2025 FSC-klagomål.docx
@@ -679,7 +679,7 @@
     <w:r>
       <w:tab/>
       <w:tab/>
-      <w:t>2026-06-23</w:t>
+      <w:t>2026-06-24</w:t>
       <w:br/>
       <w:br/>
     </w:r>

--- a/klagomål/A 11330-2025 FSC-klagomål.docx
+++ b/klagomål/A 11330-2025 FSC-klagomål.docx
@@ -679,7 +679,7 @@
     <w:r>
       <w:tab/>
       <w:tab/>
-      <w:t>2026-06-24</w:t>
+      <w:t>2026-06-25</w:t>
       <w:br/>
       <w:br/>
     </w:r>

--- a/klagomål/A 11330-2025 FSC-klagomål.docx
+++ b/klagomål/A 11330-2025 FSC-klagomål.docx
@@ -679,7 +679,7 @@
     <w:r>
       <w:tab/>
       <w:tab/>
-      <w:t>2026-06-25</w:t>
+      <w:t>2026-06-26</w:t>
       <w:br/>
       <w:br/>
     </w:r>

--- a/klagomål/A 11330-2025 FSC-klagomål.docx
+++ b/klagomål/A 11330-2025 FSC-klagomål.docx
@@ -679,7 +679,7 @@
     <w:r>
       <w:tab/>
       <w:tab/>
-      <w:t>2026-06-26</w:t>
+      <w:t>2026-06-27</w:t>
       <w:br/>
       <w:br/>
     </w:r>

--- a/klagomål/A 11330-2025 FSC-klagomål.docx
+++ b/klagomål/A 11330-2025 FSC-klagomål.docx
@@ -679,7 +679,7 @@
     <w:r>
       <w:tab/>
       <w:tab/>
-      <w:t>2026-06-27</w:t>
+      <w:t>2026-06-28</w:t>
       <w:br/>
       <w:br/>
     </w:r>

--- a/klagomål/A 11330-2025 FSC-klagomål.docx
+++ b/klagomål/A 11330-2025 FSC-klagomål.docx
@@ -679,7 +679,7 @@
     <w:r>
       <w:tab/>
       <w:tab/>
-      <w:t>2026-06-28</w:t>
+      <w:t>2026-06-29</w:t>
       <w:br/>
       <w:br/>
     </w:r>

--- a/klagomål/A 11330-2025 FSC-klagomål.docx
+++ b/klagomål/A 11330-2025 FSC-klagomål.docx
@@ -679,7 +679,7 @@
     <w:r>
       <w:tab/>
       <w:tab/>
-      <w:t>2026-06-29</w:t>
+      <w:t>2026-06-30</w:t>
       <w:br/>
       <w:br/>
     </w:r>

--- a/klagomål/A 11330-2025 FSC-klagomål.docx
+++ b/klagomål/A 11330-2025 FSC-klagomål.docx
@@ -679,7 +679,7 @@
     <w:r>
       <w:tab/>
       <w:tab/>
-      <w:t>2026-06-30</w:t>
+      <w:t>2026-07-01</w:t>
       <w:br/>
       <w:br/>
     </w:r>

--- a/klagomål/A 11330-2025 FSC-klagomål.docx
+++ b/klagomål/A 11330-2025 FSC-klagomål.docx
@@ -679,7 +679,7 @@
     <w:r>
       <w:tab/>
       <w:tab/>
-      <w:t>2026-07-01</w:t>
+      <w:t>2026-07-02</w:t>
       <w:br/>
       <w:br/>
     </w:r>

--- a/klagomål/A 11330-2025 FSC-klagomål.docx
+++ b/klagomål/A 11330-2025 FSC-klagomål.docx
@@ -679,7 +679,7 @@
     <w:r>
       <w:tab/>
       <w:tab/>
-      <w:t>2026-07-13</w:t>
+      <w:t>2026-07-14</w:t>
       <w:br/>
       <w:br/>
     </w:r>

--- a/klagomål/A 11330-2025 FSC-klagomål.docx
+++ b/klagomål/A 11330-2025 FSC-klagomål.docx
@@ -679,7 +679,7 @@
     <w:r>
       <w:tab/>
       <w:tab/>
-      <w:t>2026-07-14</w:t>
+      <w:t>2026-07-15</w:t>
       <w:br/>
       <w:br/>
     </w:r>

--- a/klagomål/A 11330-2025 FSC-klagomål.docx
+++ b/klagomål/A 11330-2025 FSC-klagomål.docx
@@ -679,7 +679,7 @@
     <w:r>
       <w:tab/>
       <w:tab/>
-      <w:t>2026-07-15</w:t>
+      <w:t>2026-07-16</w:t>
       <w:br/>
       <w:br/>
     </w:r>

--- a/klagomål/A 11330-2025 FSC-klagomål.docx
+++ b/klagomål/A 11330-2025 FSC-klagomål.docx
@@ -679,7 +679,7 @@
     <w:r>
       <w:tab/>
       <w:tab/>
-      <w:t>2026-07-16</w:t>
+      <w:t>2026-07-17</w:t>
       <w:br/>
       <w:br/>
     </w:r>

--- a/klagomål/A 11330-2025 FSC-klagomål.docx
+++ b/klagomål/A 11330-2025 FSC-klagomål.docx
@@ -679,7 +679,7 @@
     <w:r>
       <w:tab/>
       <w:tab/>
-      <w:t>2026-07-17</w:t>
+      <w:t>2026-07-18</w:t>
       <w:br/>
       <w:br/>
     </w:r>

--- a/klagomål/A 11330-2025 FSC-klagomål.docx
+++ b/klagomål/A 11330-2025 FSC-klagomål.docx
@@ -679,7 +679,7 @@
     <w:r>
       <w:tab/>
       <w:tab/>
-      <w:t>2026-07-18</w:t>
+      <w:t>2026-07-19</w:t>
       <w:br/>
       <w:br/>
     </w:r>

--- a/klagomål/A 11330-2025 FSC-klagomål.docx
+++ b/klagomål/A 11330-2025 FSC-klagomål.docx
@@ -679,7 +679,7 @@
     <w:r>
       <w:tab/>
       <w:tab/>
-      <w:t>2026-07-19</w:t>
+      <w:t>2026-07-20</w:t>
       <w:br/>
       <w:br/>
     </w:r>

--- a/klagomål/A 11330-2025 FSC-klagomål.docx
+++ b/klagomål/A 11330-2025 FSC-klagomål.docx
@@ -679,7 +679,7 @@
     <w:r>
       <w:tab/>
       <w:tab/>
-      <w:t>2026-07-20</w:t>
+      <w:t>2026-07-21</w:t>
       <w:br/>
       <w:br/>
     </w:r>

--- a/klagomål/A 11330-2025 FSC-klagomål.docx
+++ b/klagomål/A 11330-2025 FSC-klagomål.docx
@@ -679,7 +679,7 @@
     <w:r>
       <w:tab/>
       <w:tab/>
-      <w:t>2026-07-21</w:t>
+      <w:t>2026-07-22</w:t>
       <w:br/>
       <w:br/>
     </w:r>

--- a/klagomål/A 11330-2025 FSC-klagomål.docx
+++ b/klagomål/A 11330-2025 FSC-klagomål.docx
@@ -679,7 +679,7 @@
     <w:r>
       <w:tab/>
       <w:tab/>
-      <w:t>2026-07-22</w:t>
+      <w:t>2026-07-23</w:t>
       <w:br/>
       <w:br/>
     </w:r>

--- a/klagomål/A 11330-2025 FSC-klagomål.docx
+++ b/klagomål/A 11330-2025 FSC-klagomål.docx
@@ -679,7 +679,7 @@
     <w:r>
       <w:tab/>
       <w:tab/>
-      <w:t>2026-07-23</w:t>
+      <w:t>2026-07-24</w:t>
       <w:br/>
       <w:br/>
     </w:r>

--- a/klagomål/A 11330-2025 FSC-klagomål.docx
+++ b/klagomål/A 11330-2025 FSC-klagomål.docx
@@ -679,7 +679,7 @@
     <w:r>
       <w:tab/>
       <w:tab/>
-      <w:t>2026-07-24</w:t>
+      <w:t>2026-07-25</w:t>
       <w:br/>
       <w:br/>
     </w:r>

--- a/klagomål/A 11330-2025 FSC-klagomål.docx
+++ b/klagomål/A 11330-2025 FSC-klagomål.docx
@@ -679,7 +679,7 @@
     <w:r>
       <w:tab/>
       <w:tab/>
-      <w:t>2026-07-25</w:t>
+      <w:t>2026-07-26</w:t>
       <w:br/>
       <w:br/>
     </w:r>

--- a/klagomål/A 11330-2025 FSC-klagomål.docx
+++ b/klagomål/A 11330-2025 FSC-klagomål.docx
@@ -679,7 +679,7 @@
     <w:r>
       <w:tab/>
       <w:tab/>
-      <w:t>2026-07-26</w:t>
+      <w:t>2026-07-27</w:t>
       <w:br/>
       <w:br/>
     </w:r>

--- a/klagomål/A 11330-2025 FSC-klagomål.docx
+++ b/klagomål/A 11330-2025 FSC-klagomål.docx
@@ -679,7 +679,7 @@
     <w:r>
       <w:tab/>
       <w:tab/>
-      <w:t>2026-07-27</w:t>
+      <w:t>2026-07-28</w:t>
       <w:br/>
       <w:br/>
     </w:r>

--- a/klagomål/A 11330-2025 FSC-klagomål.docx
+++ b/klagomål/A 11330-2025 FSC-klagomål.docx
@@ -679,7 +679,7 @@
     <w:r>
       <w:tab/>
       <w:tab/>
-      <w:t>2026-07-28</w:t>
+      <w:t>2026-07-29</w:t>
       <w:br/>
       <w:br/>
     </w:r>

--- a/klagomål/A 11330-2025 FSC-klagomål.docx
+++ b/klagomål/A 11330-2025 FSC-klagomål.docx
@@ -679,7 +679,7 @@
     <w:r>
       <w:tab/>
       <w:tab/>
-      <w:t>2026-07-29</w:t>
+      <w:t>2026-07-30</w:t>
       <w:br/>
       <w:br/>
     </w:r>

--- a/klagomål/A 11330-2025 FSC-klagomål.docx
+++ b/klagomål/A 11330-2025 FSC-klagomål.docx
@@ -679,7 +679,7 @@
     <w:r>
       <w:tab/>
       <w:tab/>
-      <w:t>2026-07-30</w:t>
+      <w:t>2026-07-31</w:t>
       <w:br/>
       <w:br/>
     </w:r>

--- a/klagomål/A 11330-2025 FSC-klagomål.docx
+++ b/klagomål/A 11330-2025 FSC-klagomål.docx
@@ -679,7 +679,7 @@
     <w:r>
       <w:tab/>
       <w:tab/>
-      <w:t>2026-07-31</w:t>
+      <w:t>2026-08-01</w:t>
       <w:br/>
       <w:br/>
     </w:r>

--- a/klagomål/A 11330-2025 FSC-klagomål.docx
+++ b/klagomål/A 11330-2025 FSC-klagomål.docx
@@ -679,7 +679,7 @@
     <w:r>
       <w:tab/>
       <w:tab/>
-      <w:t>2026-08-01</w:t>
+      <w:t>2026-08-02</w:t>
       <w:br/>
       <w:br/>
     </w:r>

--- a/klagomål/A 11330-2025 FSC-klagomål.docx
+++ b/klagomål/A 11330-2025 FSC-klagomål.docx
@@ -679,7 +679,7 @@
     <w:r>
       <w:tab/>
       <w:tab/>
-      <w:t>2026-08-02</w:t>
+      <w:t>2026-08-03</w:t>
       <w:br/>
       <w:br/>
     </w:r>

--- a/klagomål/A 11330-2025 FSC-klagomål.docx
+++ b/klagomål/A 11330-2025 FSC-klagomål.docx
@@ -679,7 +679,7 @@
     <w:r>
       <w:tab/>
       <w:tab/>
-      <w:t>2026-08-03</w:t>
+      <w:t>2026-08-04</w:t>
       <w:br/>
       <w:br/>
     </w:r>

--- a/klagomål/A 11330-2025 FSC-klagomål.docx
+++ b/klagomål/A 11330-2025 FSC-klagomål.docx
@@ -679,7 +679,7 @@
     <w:r>
       <w:tab/>
       <w:tab/>
-      <w:t>2026-08-04</w:t>
+      <w:t>2026-08-05</w:t>
       <w:br/>
       <w:br/>
     </w:r>

--- a/klagomål/A 11330-2025 FSC-klagomål.docx
+++ b/klagomål/A 11330-2025 FSC-klagomål.docx
@@ -679,7 +679,7 @@
     <w:r>
       <w:tab/>
       <w:tab/>
-      <w:t>2026-08-05</w:t>
+      <w:t>2026-08-07</w:t>
       <w:br/>
       <w:br/>
     </w:r>

--- a/klagomål/A 11330-2025 FSC-klagomål.docx
+++ b/klagomål/A 11330-2025 FSC-klagomål.docx
@@ -679,7 +679,7 @@
     <w:r>
       <w:tab/>
       <w:tab/>
-      <w:t>2026-08-07</w:t>
+      <w:t>2026-08-08</w:t>
       <w:br/>
       <w:br/>
     </w:r>

--- a/klagomål/A 11330-2025 FSC-klagomål.docx
+++ b/klagomål/A 11330-2025 FSC-klagomål.docx
@@ -216,7 +216,7 @@
         <w:spacing w:after="240"/>
       </w:pPr>
       <w:r>
-        <w:t>Figur 1. Fyndplatser för naturvårdsarter inom 9 meter från avverkningsanmälan. Markörer utan svart kant är placerade på fyndplatsen. Markörer med svart kant är placerade vid sidan av fyndplatsen har ett svart streck som visar fyndplatsens exakta position. Kartans mittpunktskoordinat är N 6611833, E 339043 i SWEREF 99 TM.</w:t>
+        <w:t>Figur 1. Fyndplatser för naturvårdsarter inom 9 meter från avverkningsanmälan. Markörer utan svart kant är placerade på fyndplatsen. Markörer med svart kant är placerade vid sidan av fyndplatsen och har ett svart streck som visar fyndplatsens exakta position. Kartans mittpunktskoordinat är N 6611833, E 339043 i SWEREF 99 TM.</w:t>
       </w:r>
     </w:p>
     <w:p>
@@ -679,7 +679,7 @@
     <w:r>
       <w:tab/>
       <w:tab/>
-      <w:t>2026-08-14</w:t>
+      <w:t>2026-08-15</w:t>
       <w:br/>
       <w:br/>
     </w:r>

--- a/klagomål/A 11330-2025 FSC-klagomål.docx
+++ b/klagomål/A 11330-2025 FSC-klagomål.docx
@@ -679,7 +679,7 @@
     <w:r>
       <w:tab/>
       <w:tab/>
-      <w:t>2026-08-15</w:t>
+      <w:t>2026-08-16</w:t>
       <w:br/>
       <w:br/>
     </w:r>

--- a/klagomål/A 11330-2025 FSC-klagomål.docx
+++ b/klagomål/A 11330-2025 FSC-klagomål.docx
@@ -679,7 +679,7 @@
     <w:r>
       <w:tab/>
       <w:tab/>
-      <w:t>2026-08-16</w:t>
+      <w:t>2026-08-17</w:t>
       <w:br/>
       <w:br/>
     </w:r>

--- a/klagomål/A 11330-2025 FSC-klagomål.docx
+++ b/klagomål/A 11330-2025 FSC-klagomål.docx
@@ -679,7 +679,7 @@
     <w:r>
       <w:tab/>
       <w:tab/>
-      <w:t>2026-08-17</w:t>
+      <w:t>2026-08-18</w:t>
       <w:br/>
       <w:br/>
     </w:r>

--- a/klagomål/A 11330-2025 FSC-klagomål.docx
+++ b/klagomål/A 11330-2025 FSC-klagomål.docx
@@ -679,7 +679,7 @@
     <w:r>
       <w:tab/>
       <w:tab/>
-      <w:t>2026-08-18</w:t>
+      <w:t>2026-08-19</w:t>
       <w:br/>
       <w:br/>
     </w:r>

--- a/klagomål/A 11330-2025 FSC-klagomål.docx
+++ b/klagomål/A 11330-2025 FSC-klagomål.docx
@@ -679,7 +679,7 @@
     <w:r>
       <w:tab/>
       <w:tab/>
-      <w:t>2026-08-19</w:t>
+      <w:t>2026-08-20</w:t>
       <w:br/>
       <w:br/>
     </w:r>

--- a/klagomål/A 11330-2025 FSC-klagomål.docx
+++ b/klagomål/A 11330-2025 FSC-klagomål.docx
@@ -679,7 +679,7 @@
     <w:r>
       <w:tab/>
       <w:tab/>
-      <w:t>2026-08-20</w:t>
+      <w:t>2026-08-21</w:t>
       <w:br/>
       <w:br/>
     </w:r>

--- a/klagomål/A 11330-2025 FSC-klagomål.docx
+++ b/klagomål/A 11330-2025 FSC-klagomål.docx
@@ -679,7 +679,7 @@
     <w:r>
       <w:tab/>
       <w:tab/>
-      <w:t>2026-08-21</w:t>
+      <w:t>2026-08-22</w:t>
       <w:br/>
       <w:br/>
     </w:r>

--- a/klagomål/A 11330-2025 FSC-klagomål.docx
+++ b/klagomål/A 11330-2025 FSC-klagomål.docx
@@ -679,7 +679,7 @@
     <w:r>
       <w:tab/>
       <w:tab/>
-      <w:t>2026-08-22</w:t>
+      <w:t>2026-08-23</w:t>
       <w:br/>
       <w:br/>
     </w:r>

--- a/klagomål/A 11330-2025 FSC-klagomål.docx
+++ b/klagomål/A 11330-2025 FSC-klagomål.docx
@@ -679,7 +679,7 @@
     <w:r>
       <w:tab/>
       <w:tab/>
-      <w:t>2026-08-23</w:t>
+      <w:t>2026-08-24</w:t>
       <w:br/>
       <w:br/>
     </w:r>

--- a/klagomål/A 11330-2025 FSC-klagomål.docx
+++ b/klagomål/A 11330-2025 FSC-klagomål.docx
@@ -679,7 +679,7 @@
     <w:r>
       <w:tab/>
       <w:tab/>
-      <w:t>2026-08-24</w:t>
+      <w:t>2026-08-25</w:t>
       <w:br/>
       <w:br/>
     </w:r>

--- a/klagomål/A 11330-2025 FSC-klagomål.docx
+++ b/klagomål/A 11330-2025 FSC-klagomål.docx
@@ -679,7 +679,7 @@
     <w:r>
       <w:tab/>
       <w:tab/>
-      <w:t>2026-08-25</w:t>
+      <w:t>2026-08-26</w:t>
       <w:br/>
       <w:br/>
     </w:r>

--- a/klagomål/A 11330-2025 FSC-klagomål.docx
+++ b/klagomål/A 11330-2025 FSC-klagomål.docx
@@ -679,7 +679,7 @@
     <w:r>
       <w:tab/>
       <w:tab/>
-      <w:t>2026-08-26</w:t>
+      <w:t>2026-08-27</w:t>
       <w:br/>
       <w:br/>
     </w:r>

--- a/klagomål/A 11330-2025 FSC-klagomål.docx
+++ b/klagomål/A 11330-2025 FSC-klagomål.docx
@@ -679,7 +679,7 @@
     <w:r>
       <w:tab/>
       <w:tab/>
-      <w:t>2026-08-27</w:t>
+      <w:t>2026-08-28</w:t>
       <w:br/>
       <w:br/>
     </w:r>

--- a/klagomål/A 11330-2025 FSC-klagomål.docx
+++ b/klagomål/A 11330-2025 FSC-klagomål.docx
@@ -178,7 +178,7 @@
       <w:r>
         <w:drawing>
           <wp:inline xmlns:a="http://schemas.openxmlformats.org/drawingml/2006/main" xmlns:pic="http://schemas.openxmlformats.org/drawingml/2006/picture">
-            <wp:extent cx="5486400" cy="5567471"/>
+            <wp:extent cx="5486400" cy="5575012"/>
             <wp:docPr id="1" name="Picture 1"/>
             <wp:cNvGraphicFramePr>
               <a:graphicFrameLocks noChangeAspect="1"/>
@@ -199,7 +199,7 @@
                   <pic:spPr>
                     <a:xfrm>
                       <a:off x="0" y="0"/>
-                      <a:ext cx="5486400" cy="5567471"/>
+                      <a:ext cx="5486400" cy="5575012"/>
                     </a:xfrm>
                     <a:prstGeom prst="rect"/>
                   </pic:spPr>
@@ -221,7 +221,7 @@
     </w:p>
     <w:p>
       <w:r>
-        <w:t>Inom 9 meter från avverkningsanmälan finns fynd av 3 naturvårdsarter, varav 1 är rödlistad och 3 är fridlysta: drillsnäppa (NT, §4), buskskvätta (§4) och röd glada (§4). Se Figur 1.</w:t>
+        <w:t>Inom 9 meter från avverkningsanmälan finns fynd av 10 naturvårdsarter, varav 5 är rödlistade, 10 är fridlysta och 3 är typiska (T): drillsnäppa (NT, §4), entita (NT, T, §4), gulsparv (NT, §4), järnsparv (NT, §4), ladusvala (NT, §4), bergfink (T, §4), spillkråka (T, §4), buskskvätta (§4), röd glada (§4) och trana (§4). Se Figur 1.</w:t>
       </w:r>
     </w:p>
     <w:p>
@@ -244,7 +244,76 @@
     </w:p>
     <w:p>
       <w:r>
-        <w:t>Nedan följer beskrivningar av de naturvårdsarter och fridlysta arter som har sina livsmiljöer och växtplatser i den avverkningsanmälda skogen. De påträffade naturvårdsarterna är ett tydligt kvitto på att det rör sig om en skog med höga naturvärden.</w:t>
+        <w:t>Nedan följer beskrivningar av de naturvårdsarter och fridlysta arter som har sina livsmiljöer och växtplatser i den avverkningsanmälda skogen. Se även ytterligare artfakta i BILAGA 1. De påträffade naturvårdsarterna är ett tydligt kvitto på att det rör sig om en skog med höga naturvärden.</w:t>
+      </w:r>
+    </w:p>
+    <w:p>
+      <w:r>
+        <w:rPr>
+          <w:b/>
+        </w:rPr>
+        <w:t>Entita (NT, §4)</w:t>
+      </w:r>
+      <w:r>
+        <w:t xml:space="preserve">, rödlistad som nära hotad och prioriterad art i Skogsvårdslagen, har häckningsrevir i anmälan. Minskningstakten innevarande 10-årsperiod beräknas till 20 (10–30) % och bedöms vara nära gränsvärdet för Sårbar (VU). Entitan är ortstrogen och reviret är i genomsnitt omkring 5 hektar, ibland uppåt 20 hektar stort. Entitan är en utpräglad lövskogsfågel som föredrar flerskiktade, gärna högvuxna skogar med inslag av äldre träd och välutvecklat buskskikt. Även alkärr med videsnår hör till de miljöer som utnyttjas. Arten häckar ofta i skogar som är svagt eller inte alls påverkade av skogsbruk, ofta rör det sig om värdekärnor med höga naturvärden. Entitan missgynnas av konventionellt skogsbruk och dess ortstrohet och dåliga spridningsförmåga gör den känslig för fragmentering. Entita är typisk art för </w:t>
+      </w:r>
+      <w:r>
+        <w:rPr>
+          <w:i/>
+        </w:rPr>
+        <w:t>9080 Lövsumpskog</w:t>
+      </w:r>
+      <w:r>
+        <w:t xml:space="preserve"> (Skogsstyrelsen, 2016, SLU Artdatabanken, 2021).</w:t>
+      </w:r>
+    </w:p>
+    <w:p>
+      <w:r>
+        <w:rPr>
+          <w:b/>
+        </w:rPr>
+        <w:t>Bergfink (§4)</w:t>
+      </w:r>
+      <w:r>
+        <w:t xml:space="preserve"> häckar i barr- och blandskog samt i fjällbjörkskog. Den förekommer i Norrland, västra Dalarna och norra Värmland samt sparsamt till sällsynt vidare söderut till mellersta Värmland, norra Västmanland och södra Gästrikland. Bergfink är typisk art för </w:t>
+      </w:r>
+      <w:r>
+        <w:rPr>
+          <w:i/>
+        </w:rPr>
+        <w:t>9040 Fjällbjörkskog</w:t>
+      </w:r>
+      <w:r>
+        <w:t xml:space="preserve"> (SLU Artdatabanken, 2025).</w:t>
+      </w:r>
+    </w:p>
+    <w:p>
+      <w:r>
+        <w:rPr>
+          <w:b/>
+        </w:rPr>
+        <w:t>Spillkråka (§4)</w:t>
+      </w:r>
+      <w:r>
+        <w:t xml:space="preserve"> omfattas av bilaga 1 i EU:s fågeldirektiv och är typisk art för </w:t>
+      </w:r>
+      <w:r>
+        <w:rPr>
+          <w:i/>
+        </w:rPr>
+        <w:t xml:space="preserve">9010 Taiga </w:t>
+      </w:r>
+      <w:r>
+        <w:t>och</w:t>
+      </w:r>
+      <w:r>
+        <w:rPr>
+          <w:i/>
+        </w:rPr>
+        <w:t xml:space="preserve"> 9740 Skogsbevuxen myr</w:t>
+      </w:r>
+      <w:r>
+        <w:t>. Den behöver grova träd, främst tall, asp och bok som boträd. Skogsbruk med korta omloppstider och täta, homogena ungskogar utgör det största hotet. Spillkråka är en nyckelart i skogliga miljöer vars övergivna bohål utnyttjas av flera andra hålhäckande fågelarter och fladdermöss, däribland pärluggla (EN, §4), knipa (§4), salskrake (§4) och skogsduva (§4). Hökuggla (VU, §4) och slaguggla (§4) häckar ofta i högstubbar som brutits av i höjd med ett gammalt spillkråkebo (SLU Artdatabanken, 2026; Skogsstyrelsen, 2016).</w:t>
       </w:r>
     </w:p>
     <w:p>
@@ -364,7 +433,7 @@
         <w:rPr>
           <w:i/>
         </w:rPr>
-        <w:t>I det avverkningsanmälda skogsområdet har 3 naturvårdsarter varav 1 rödlistade arter sina livsmiljöer och växtplatser.</w:t>
+        <w:t>I det avverkningsanmälda skogsområdet har 10 naturvårdsarter varav 5 rödlistade arter sina livsmiljöer och växtplatser.</w:t>
       </w:r>
     </w:p>
     <w:p>
@@ -551,6 +620,164 @@
         <w:t>I den avverkningsanmälda skogen har fridlysta arter sina livsmiljöer och växtplatser. Att skada de fridlysta arternas livsmiljöer, växtplatser eller ekologiska funktion är inte tillåtet enligt artskyddsförordningen</w:t>
       </w:r>
     </w:p>
+    <w:p>
+      <w:r>
+        <w:br w:type="page"/>
+      </w:r>
+    </w:p>
+    <w:p>
+      <w:pPr>
+        <w:pStyle w:val="Title"/>
+      </w:pPr>
+      <w:r>
+        <w:t>BILAGA 1 – Fridlysta arter</w:t>
+      </w:r>
+    </w:p>
+    <w:p>
+      <w:pPr>
+        <w:pStyle w:val="Heading1"/>
+      </w:pPr>
+      <w:r>
+        <w:t>Entita – ekologi samt krav på livsmiljön</w:t>
+      </w:r>
+    </w:p>
+    <w:p>
+      <w:r>
+        <w:t xml:space="preserve">Entita (NT, §4) är rödlistad som nära hotad, fridlyst och prioriterad art enligt Skogsvårdslagen. Den omfattas av EU:s fågeldirektiv och är typisk art för </w:t>
+      </w:r>
+      <w:r>
+        <w:rPr>
+          <w:i/>
+        </w:rPr>
+        <w:t>9080 Lövsumpskog</w:t>
+      </w:r>
+      <w:r>
+        <w:t>. Minskningstakten har uppgått till 20 (10–30) % under de senaste 10 åren och bedöms vara nära gränsvärdet för Sårbar (VU). (A2b) (SLU Artdatabanken, 2021).</w:t>
+      </w:r>
+    </w:p>
+    <w:p>
+      <w:r>
+        <w:t>Entitan är en utpräglad lövskogsfågel som påträffas i ädellövskogar, strandskogar, ekhagar, igenväxande hagmarker, lövdungar, parker och trädgårdar. Den föredrar flerskiktade, gärna högvuxna skogar med inslag av äldre träd och med ett välutvecklat buskskikt. Ek- och hasseldominerade skogar och dungar, samt alkärr med videsnår, hör till de miljöer som ofta utnyttjas. I sydligaste Sverige är bokskog en viktig miljö (Skogsstyrelsen, 2016).</w:t>
+      </w:r>
+    </w:p>
+    <w:p>
+      <w:r>
+        <w:t>Reviren är relativt stora för en småfågel, i genomsnitt omkring 5 hektar men de kan vara upp till 20 hektar. Entitan är en utpräglad stannfågel och rör sig inte långt från kläckningsplatsen; ungfåglarna sprider sig sällan mer än 5 km från födelseplatsen och etablerade fåglar lämnar därefter inte sitt revir (Skogsstyrelsen, 2016). Det häckande paret försvarar sitt revir året runt. De tillåter dock en grupp av ungfåglar att etablera sig inom deras revir och så bildas en vinterflock, vilket sker redan i juni månad. Även under kalla vintrar stannar entitan kvar inom sitt revir. Hittar man entitor vid sitt foderbord beror det på att fågelmatningen ligger inom ett entiterevir (SLU Artdatabanken, 2021). Arten är känslig för fragmentering och har svårt att etablera sig i isolerade skogsområden. Entitan är hålhäckare, men kan inte själv hacka fram sitt hål utan är beroende av miljöer som erbjuder naturliga hål (Skogsstyrelsen, 2016).</w:t>
+      </w:r>
+    </w:p>
+    <w:p>
+      <w:r>
+        <w:t>Arten häckar ofta i skogar som är svagt eller inte alls påverkade av skogsbruk. Särskilt i Svealand ofta i skogar som har höga naturvärden och utgör skogliga värdekärnor. Entitan missgynnas av konventionellt skogsbruk genom minskad förekomst av risiga, flerskiktade skogar liksom av avverkning av lövträdsrika kantzoner. Entitans ortstrohet och dåliga spridningsförmåga gör den känslig för fragmentering (Skogsstyrelsen, 2016).</w:t>
+      </w:r>
+    </w:p>
+    <w:p>
+      <w:pPr>
+        <w:pStyle w:val="Heading2"/>
+      </w:pPr>
+      <w:r>
+        <w:t>Referenser – entita</w:t>
+      </w:r>
+    </w:p>
+    <w:p>
+      <w:r>
+        <w:t xml:space="preserve">Skogsstyrelsen, 2016. </w:t>
+      </w:r>
+      <w:r>
+        <w:rPr>
+          <w:i/>
+        </w:rPr>
+        <w:t xml:space="preserve">Vägledning för hänsyn till entita. </w:t>
+      </w:r>
+      <w:r>
+        <w:t>https://www.skogsstyrelsen.se/globalassets/lag-och-tillsyn/artskydd/vagledningar-for-hansyn-till-faglar/entita-vagledning-hansyn2.pdf</w:t>
+      </w:r>
+    </w:p>
+    <w:p>
+      <w:r>
+        <w:t xml:space="preserve">SLU Artdatabanken, 2021. </w:t>
+      </w:r>
+      <w:r>
+        <w:rPr>
+          <w:i/>
+        </w:rPr>
+        <w:t xml:space="preserve">Artfaktablad. Naturvård – artfakta. </w:t>
+      </w:r>
+      <w:r>
+        <w:t>SLU Artdatabanken, Uppsala</w:t>
+      </w:r>
+    </w:p>
+    <w:p>
+      <w:pPr>
+        <w:pStyle w:val="Heading1"/>
+      </w:pPr>
+      <w:r>
+        <w:t>Spillkråka – ekologi samt krav på livsmiljön</w:t>
+      </w:r>
+    </w:p>
+    <w:p>
+      <w:r>
+        <w:t xml:space="preserve">Spillkråka (§4) ingår i bilaga 1 EU:s fågeldirektiv och är typisk art för </w:t>
+      </w:r>
+      <w:r>
+        <w:rPr>
+          <w:i/>
+        </w:rPr>
+        <w:t xml:space="preserve">9010 Taiga </w:t>
+      </w:r>
+      <w:r>
+        <w:t>och</w:t>
+      </w:r>
+      <w:r>
+        <w:rPr>
+          <w:i/>
+        </w:rPr>
+        <w:t xml:space="preserve"> 9740 Skogsbevuxen myr</w:t>
+      </w:r>
+      <w:r>
+        <w:t>. Den lever i både barr- och blandskog liksom i ren lövskog. De tätaste populationerna tenderar att finnas i äldre, variationsrik blandskog med gott om död ved och gamla träd. Varje par utnyttjar 400–1000 hektar skog beroende på skogens kvalitet. Skogsbruk med korta omloppstider och täta, homogena ungskogar utgör det största hotet (SLU Artdatabanken, 2026).</w:t>
+      </w:r>
+    </w:p>
+    <w:p>
+      <w:r>
+        <w:t>Spillkråka är en nyckelart i skogliga miljöer vars övergivna bohål utnyttjas av flera andra hålhäckande fågelarter och fladdermöss, däribland pärluggla (EN, §4), knipa (§4), salskrake (§4) och skogsduva (§4). Hökuggla (VU, §4) och slaguggla (§4) häckar ofta i högstubbar som brutits av i höjd med ett gammalt spillkråkebo (Skogsstyrelsen, 2016).</w:t>
+      </w:r>
+    </w:p>
+    <w:p>
+      <w:pPr>
+        <w:pStyle w:val="Heading2"/>
+      </w:pPr>
+      <w:r>
+        <w:t>Referenser – spillkråka</w:t>
+      </w:r>
+    </w:p>
+    <w:p>
+      <w:r>
+        <w:t xml:space="preserve">Skogsstyrelsen, 2016. </w:t>
+      </w:r>
+      <w:r>
+        <w:rPr>
+          <w:i/>
+        </w:rPr>
+        <w:t xml:space="preserve">Vägledning för hänsyn till spillkråka. </w:t>
+      </w:r>
+      <w:r>
+        <w:t>Vägledningar och kunskapsstöd artskydd – Skogsstyrelsen.</w:t>
+      </w:r>
+    </w:p>
+    <w:p>
+      <w:r>
+        <w:t xml:space="preserve">SLU Artdatabanken, 2026. </w:t>
+      </w:r>
+      <w:r>
+        <w:rPr>
+          <w:i/>
+        </w:rPr>
+        <w:t xml:space="preserve">Artfaktablad. Naturvård – artfakta. </w:t>
+      </w:r>
+      <w:r>
+        <w:t>SLU Artdatabanken, Uppsala.</w:t>
+      </w:r>
+    </w:p>
     <w:sectPr>
       <w:headerReference w:type="even" r:id="rId8"/>
       <w:headerReference w:type="default" r:id="rId9"/>
@@ -679,7 +906,7 @@
     <w:r>
       <w:tab/>
       <w:tab/>
-      <w:t>2026-08-28</w:t>
+      <w:t>2026-08-29</w:t>
       <w:br/>
       <w:br/>
     </w:r>

--- a/klagomål/A 11330-2025 FSC-klagomål.docx
+++ b/klagomål/A 11330-2025 FSC-klagomål.docx
@@ -906,7 +906,7 @@
     <w:r>
       <w:tab/>
       <w:tab/>
-      <w:t>2026-08-29</w:t>
+      <w:t>2026-08-31</w:t>
       <w:br/>
       <w:br/>
     </w:r>

--- a/klagomål/A 11330-2025 FSC-klagomål.docx
+++ b/klagomål/A 11330-2025 FSC-klagomål.docx
@@ -906,7 +906,7 @@
     <w:r>
       <w:tab/>
       <w:tab/>
-      <w:t>2026-08-31</w:t>
+      <w:t>2026-09-01</w:t>
       <w:br/>
       <w:br/>
     </w:r>

--- a/klagomål/A 11330-2025 FSC-klagomål.docx
+++ b/klagomål/A 11330-2025 FSC-klagomål.docx
@@ -906,7 +906,7 @@
     <w:r>
       <w:tab/>
       <w:tab/>
-      <w:t>2026-09-01</w:t>
+      <w:t>2026-09-02</w:t>
       <w:br/>
       <w:br/>
     </w:r>

--- a/klagomål/A 11330-2025 FSC-klagomål.docx
+++ b/klagomål/A 11330-2025 FSC-klagomål.docx
@@ -906,7 +906,7 @@
     <w:r>
       <w:tab/>
       <w:tab/>
-      <w:t>2026-09-02</w:t>
+      <w:t>2026-09-03</w:t>
       <w:br/>
       <w:br/>
     </w:r>

--- a/klagomål/A 11330-2025 FSC-klagomål.docx
+++ b/klagomål/A 11330-2025 FSC-klagomål.docx
@@ -906,7 +906,7 @@
     <w:r>
       <w:tab/>
       <w:tab/>
-      <w:t>2026-09-03</w:t>
+      <w:t>2026-09-04</w:t>
       <w:br/>
       <w:br/>
     </w:r>

--- a/klagomål/A 11330-2025 FSC-klagomål.docx
+++ b/klagomål/A 11330-2025 FSC-klagomål.docx
@@ -906,7 +906,7 @@
     <w:r>
       <w:tab/>
       <w:tab/>
-      <w:t>2026-09-04</w:t>
+      <w:t>2026-09-05</w:t>
       <w:br/>
       <w:br/>
     </w:r>

--- a/klagomål/A 11330-2025 FSC-klagomål.docx
+++ b/klagomål/A 11330-2025 FSC-klagomål.docx
@@ -906,7 +906,7 @@
     <w:r>
       <w:tab/>
       <w:tab/>
-      <w:t>2026-09-05</w:t>
+      <w:t>2026-09-06</w:t>
       <w:br/>
       <w:br/>
     </w:r>

--- a/klagomål/A 11330-2025 FSC-klagomål.docx
+++ b/klagomål/A 11330-2025 FSC-klagomål.docx
@@ -906,7 +906,7 @@
     <w:r>
       <w:tab/>
       <w:tab/>
-      <w:t>2026-09-06</w:t>
+      <w:t>2026-09-07</w:t>
       <w:br/>
       <w:br/>
     </w:r>

--- a/klagomål/A 11330-2025 FSC-klagomål.docx
+++ b/klagomål/A 11330-2025 FSC-klagomål.docx
@@ -906,7 +906,7 @@
     <w:r>
       <w:tab/>
       <w:tab/>
-      <w:t>2026-09-07</w:t>
+      <w:t>2026-09-08</w:t>
       <w:br/>
       <w:br/>
     </w:r>

--- a/klagomål/A 11330-2025 FSC-klagomål.docx
+++ b/klagomål/A 11330-2025 FSC-klagomål.docx
@@ -906,7 +906,7 @@
     <w:r>
       <w:tab/>
       <w:tab/>
-      <w:t>2026-09-08</w:t>
+      <w:t>2026-09-09</w:t>
       <w:br/>
       <w:br/>
     </w:r>

--- a/klagomål/A 11330-2025 FSC-klagomål.docx
+++ b/klagomål/A 11330-2025 FSC-klagomål.docx
@@ -906,7 +906,7 @@
     <w:r>
       <w:tab/>
       <w:tab/>
-      <w:t>2026-09-09</w:t>
+      <w:t>2026-09-10</w:t>
       <w:br/>
       <w:br/>
     </w:r>

--- a/klagomål/A 11330-2025 FSC-klagomål.docx
+++ b/klagomål/A 11330-2025 FSC-klagomål.docx
@@ -906,7 +906,7 @@
     <w:r>
       <w:tab/>
       <w:tab/>
-      <w:t>2026-09-10</w:t>
+      <w:t>2026-09-11</w:t>
       <w:br/>
       <w:br/>
     </w:r>

--- a/klagomål/A 11330-2025 FSC-klagomål.docx
+++ b/klagomål/A 11330-2025 FSC-klagomål.docx
@@ -906,7 +906,7 @@
     <w:r>
       <w:tab/>
       <w:tab/>
-      <w:t>2026-09-11</w:t>
+      <w:t>2026-09-12</w:t>
       <w:br/>
       <w:br/>
     </w:r>

--- a/klagomål/A 11330-2025 FSC-klagomål.docx
+++ b/klagomål/A 11330-2025 FSC-klagomål.docx
@@ -906,7 +906,7 @@
     <w:r>
       <w:tab/>
       <w:tab/>
-      <w:t>2026-09-12</w:t>
+      <w:t>2026-09-13</w:t>
       <w:br/>
       <w:br/>
     </w:r>
